--- a/4-质量管理/运行记录类文件/040203-内部审核不符合报告.docx
+++ b/4-质量管理/运行记录类文件/040203-内部审核不符合报告.docx
@@ -377,9 +377,17 @@
             <w:r>
               <w:rPr>
                 <w:rFonts w:hint="eastAsia"/>
-                <w:lang w:eastAsia="zh-CN"/>
-              </w:rPr>
-              <w:t>编制时间</w:t>
+                <w:vertAlign w:val="baseline"/>
+                <w:lang w:val="en-US" w:eastAsia="zh-CN"/>
+              </w:rPr>
+              <w:t>审核</w:t>
+            </w:r>
+            <w:r>
+              <w:rPr>
+                <w:rFonts w:hint="eastAsia"/>
+                <w:lang w:eastAsia="zh-CN"/>
+              </w:rPr>
+              <w:t>时间</w:t>
             </w:r>
             <w:r>
               <w:rPr>
@@ -827,44 +835,66 @@
             </w:pPr>
             <w:r>
               <w:rPr>
-                <w:rFonts w:hint="eastAsia"/>
-                <w:u w:val="none"/>
+                <w:rFonts w:hint="eastAsia" w:ascii="宋体" w:hAnsi="宋体" w:cs="宋体"/>
+                <w:spacing w:val="7"/>
+                <w:sz w:val="20"/>
+                <w:szCs w:val="20"/>
                 <w:lang w:eastAsia="zh-CN"/>
               </w:rPr>
               <w:t>202</w:t>
             </w:r>
             <w:r>
               <w:rPr>
-                <w:rFonts w:hint="eastAsia"/>
-                <w:u w:val="none"/>
+                <w:rFonts w:hint="eastAsia" w:ascii="宋体" w:hAnsi="宋体" w:cs="宋体"/>
+                <w:spacing w:val="7"/>
+                <w:sz w:val="20"/>
+                <w:szCs w:val="20"/>
                 <w:lang w:val="en-US" w:eastAsia="zh-CN"/>
               </w:rPr>
               <w:t>6</w:t>
             </w:r>
             <w:r>
               <w:rPr>
-                <w:rFonts w:hint="eastAsia"/>
-                <w:u w:val="none"/>
+                <w:rFonts w:hint="eastAsia" w:ascii="宋体" w:hAnsi="宋体" w:cs="宋体"/>
+                <w:spacing w:val="7"/>
+                <w:sz w:val="20"/>
+                <w:szCs w:val="20"/>
                 <w:lang w:eastAsia="zh-CN"/>
               </w:rPr>
               <w:t>.</w:t>
             </w:r>
             <w:r>
               <w:rPr>
-                <w:rFonts w:hint="eastAsia"/>
-                <w:u w:val="none"/>
+                <w:rFonts w:hint="eastAsia" w:ascii="宋体" w:hAnsi="宋体" w:cs="宋体"/>
+                <w:spacing w:val="7"/>
+                <w:sz w:val="20"/>
+                <w:szCs w:val="20"/>
                 <w:lang w:val="en-US" w:eastAsia="zh-CN"/>
               </w:rPr>
               <w:t>04</w:t>
             </w:r>
             <w:r>
               <w:rPr>
-                <w:rFonts w:hint="eastAsia"/>
-                <w:u w:val="none"/>
-                <w:lang w:eastAsia="zh-CN"/>
-              </w:rPr>
-              <w:t>.16</w:t>
-            </w:r>
+                <w:rFonts w:hint="eastAsia" w:ascii="宋体" w:hAnsi="宋体" w:cs="宋体"/>
+                <w:spacing w:val="7"/>
+                <w:sz w:val="20"/>
+                <w:szCs w:val="20"/>
+                <w:lang w:eastAsia="zh-CN"/>
+              </w:rPr>
+              <w:t>.</w:t>
+            </w:r>
+            <w:r>
+              <w:rPr>
+                <w:rFonts w:hint="eastAsia" w:ascii="宋体" w:hAnsi="宋体" w:cs="宋体"/>
+                <w:spacing w:val="7"/>
+                <w:sz w:val="20"/>
+                <w:szCs w:val="20"/>
+                <w:lang w:val="en-US" w:eastAsia="zh-CN"/>
+              </w:rPr>
+              <w:t>16</w:t>
+            </w:r>
+            <w:bookmarkStart w:id="1" w:name="_GoBack"/>
+            <w:bookmarkEnd w:id="1"/>
           </w:p>
         </w:tc>
         <w:tc>
@@ -2749,8 +2779,6 @@
               </w:rPr>
               <w:t>2026.04.16</w:t>
             </w:r>
-            <w:bookmarkStart w:id="1" w:name="_GoBack"/>
-            <w:bookmarkEnd w:id="1"/>
           </w:p>
         </w:tc>
       </w:tr>
@@ -3095,7 +3123,7 @@
     <w:lsdException w:unhideWhenUsed="0" w:uiPriority="0" w:semiHidden="0" w:name="HTML Sample"/>
     <w:lsdException w:unhideWhenUsed="0" w:uiPriority="0" w:semiHidden="0" w:name="HTML Typewriter"/>
     <w:lsdException w:unhideWhenUsed="0" w:uiPriority="0" w:semiHidden="0" w:name="HTML Variable"/>
-    <w:lsdException w:uiPriority="99" w:name="Normal Table"/>
+    <w:lsdException w:qFormat="1" w:uiPriority="99" w:name="Normal Table"/>
     <w:lsdException w:unhideWhenUsed="0" w:uiPriority="0" w:semiHidden="0" w:name="annotation subject"/>
     <w:lsdException w:uiPriority="0" w:name="Table Simple 1"/>
     <w:lsdException w:uiPriority="0" w:name="Table Simple 2"/>
@@ -3480,6 +3508,7 @@
     <w:name w:val="Normal Table"/>
     <w:semiHidden/>
     <w:unhideWhenUsed/>
+    <w:qFormat/>
     <w:uiPriority w:val="99"/>
     <w:tblPr>
       <w:tblCellMar>
